--- a/Reportes/Oferta Automovil.docx
+++ b/Reportes/Oferta Automovil.docx
@@ -96,17 +96,7 @@
                 <w:sz w:val="14"/>
                 <w:szCs w:val="14"/>
               </w:rPr>
-              <w:t xml:space="preserve"> {</w:t>
-            </w:r>
-            <w:proofErr w:type="spellStart"/>
-            <w:proofErr w:type="gramStart"/>
-            <w:r>
-              <w:rPr>
-                <w:rFonts w:ascii="Arial" w:hAnsi="Arial" w:cs="Arial"/>
-                <w:sz w:val="14"/>
-                <w:szCs w:val="14"/>
-              </w:rPr>
-              <w:t>custom.</w:t>
+              <w:t xml:space="preserve"> {custom.</w:t>
             </w:r>
             <w:r>
               <w:rPr>
@@ -116,8 +106,6 @@
               </w:rPr>
               <w:t>Tenedor</w:t>
             </w:r>
-            <w:proofErr w:type="spellEnd"/>
-            <w:proofErr w:type="gramEnd"/>
             <w:r>
               <w:rPr>
                 <w:rFonts w:ascii="Arial" w:hAnsi="Arial" w:cs="Arial"/>
@@ -226,17 +214,7 @@
                 <w:sz w:val="14"/>
                 <w:szCs w:val="14"/>
               </w:rPr>
-              <w:t>{</w:t>
-            </w:r>
-            <w:proofErr w:type="spellStart"/>
-            <w:proofErr w:type="gramStart"/>
-            <w:r>
-              <w:rPr>
-                <w:rFonts w:ascii="Arial" w:hAnsi="Arial" w:cs="Arial"/>
-                <w:sz w:val="14"/>
-                <w:szCs w:val="14"/>
-              </w:rPr>
-              <w:t>custom.</w:t>
+              <w:t>{custom.</w:t>
             </w:r>
             <w:r>
               <w:rPr>
@@ -246,8 +224,6 @@
               </w:rPr>
               <w:t>Asegurado</w:t>
             </w:r>
-            <w:proofErr w:type="spellEnd"/>
-            <w:proofErr w:type="gramEnd"/>
             <w:r>
               <w:rPr>
                 <w:rFonts w:ascii="Arial" w:hAnsi="Arial" w:cs="Arial"/>
@@ -272,7 +248,6 @@
                 <w:szCs w:val="14"/>
               </w:rPr>
             </w:pPr>
-            <w:proofErr w:type="spellStart"/>
             <w:r>
               <w:rPr>
                 <w:rFonts w:ascii="Arial" w:hAnsi="Arial" w:cs="Arial"/>
@@ -282,19 +257,7 @@
                 <w:szCs w:val="14"/>
                 <w:lang w:val="es-PA"/>
               </w:rPr>
-              <w:t>Ced</w:t>
-            </w:r>
-            <w:proofErr w:type="spellEnd"/>
-            <w:r>
-              <w:rPr>
-                <w:rFonts w:ascii="Arial" w:hAnsi="Arial" w:cs="Arial"/>
-                <w:b/>
-                <w:bCs/>
-                <w:sz w:val="14"/>
-                <w:szCs w:val="14"/>
-                <w:lang w:val="es-PA"/>
-              </w:rPr>
-              <w:t>/R.U.C:</w:t>
+              <w:t>Ced/R.U.C:</w:t>
             </w:r>
           </w:p>
         </w:tc>
@@ -326,8 +289,6 @@
               </w:rPr>
               <w:t>{</w:t>
             </w:r>
-            <w:proofErr w:type="spellStart"/>
-            <w:proofErr w:type="gramStart"/>
             <w:r>
               <w:rPr>
                 <w:rFonts w:ascii="Arial" w:hAnsi="Arial" w:cs="Arial"/>
@@ -346,8 +307,6 @@
               </w:rPr>
               <w:t>Identificacion</w:t>
             </w:r>
-            <w:proofErr w:type="spellEnd"/>
-            <w:proofErr w:type="gramEnd"/>
             <w:r>
               <w:rPr>
                 <w:rFonts w:ascii="Arial" w:hAnsi="Arial" w:cs="Arial"/>
@@ -459,29 +418,7 @@
                 <w:sz w:val="14"/>
                 <w:szCs w:val="14"/>
               </w:rPr>
-              <w:t>{</w:t>
-            </w:r>
-            <w:proofErr w:type="spellStart"/>
-            <w:proofErr w:type="gramStart"/>
-            <w:r>
-              <w:rPr>
-                <w:rFonts w:ascii="Arial" w:hAnsi="Arial" w:cs="Arial"/>
-                <w:spacing w:val="-2"/>
-                <w:sz w:val="14"/>
-                <w:szCs w:val="14"/>
-              </w:rPr>
-              <w:t>custom.Direccion</w:t>
-            </w:r>
-            <w:proofErr w:type="spellEnd"/>
-            <w:proofErr w:type="gramEnd"/>
-            <w:r>
-              <w:rPr>
-                <w:rFonts w:ascii="Arial" w:hAnsi="Arial" w:cs="Arial"/>
-                <w:spacing w:val="-2"/>
-                <w:sz w:val="14"/>
-                <w:szCs w:val="14"/>
-              </w:rPr>
-              <w:t>}</w:t>
+              <w:t>{custom.Direccion}</w:t>
             </w:r>
           </w:p>
         </w:tc>
@@ -541,17 +478,7 @@
                 <w:sz w:val="14"/>
                 <w:szCs w:val="14"/>
               </w:rPr>
-              <w:t>{</w:t>
-            </w:r>
-            <w:proofErr w:type="spellStart"/>
-            <w:proofErr w:type="gramStart"/>
-            <w:r>
-              <w:rPr>
-                <w:rFonts w:ascii="Arial" w:hAnsi="Arial" w:cs="Arial"/>
-                <w:sz w:val="14"/>
-                <w:szCs w:val="14"/>
-              </w:rPr>
-              <w:t>custom.</w:t>
+              <w:t>{custom.</w:t>
             </w:r>
             <w:r>
               <w:rPr>
@@ -561,8 +488,6 @@
               </w:rPr>
               <w:t>Desde</w:t>
             </w:r>
-            <w:proofErr w:type="spellEnd"/>
-            <w:proofErr w:type="gramEnd"/>
             <w:r>
               <w:rPr>
                 <w:rFonts w:ascii="Arial" w:hAnsi="Arial" w:cs="Arial"/>
@@ -623,17 +548,7 @@
                 <w:sz w:val="14"/>
                 <w:szCs w:val="14"/>
               </w:rPr>
-              <w:t>{</w:t>
-            </w:r>
-            <w:proofErr w:type="spellStart"/>
-            <w:proofErr w:type="gramStart"/>
-            <w:r>
-              <w:rPr>
-                <w:rFonts w:ascii="Arial" w:hAnsi="Arial" w:cs="Arial"/>
-                <w:sz w:val="14"/>
-                <w:szCs w:val="14"/>
-              </w:rPr>
-              <w:t>custom.</w:t>
+              <w:t>{custom.</w:t>
             </w:r>
             <w:r>
               <w:rPr>
@@ -643,8 +558,6 @@
               </w:rPr>
               <w:t>Telefono</w:t>
             </w:r>
-            <w:proofErr w:type="spellEnd"/>
-            <w:proofErr w:type="gramEnd"/>
             <w:r>
               <w:rPr>
                 <w:rFonts w:ascii="Arial" w:hAnsi="Arial" w:cs="Arial"/>
@@ -709,17 +622,7 @@
                 <w:sz w:val="14"/>
                 <w:szCs w:val="14"/>
               </w:rPr>
-              <w:t>{</w:t>
-            </w:r>
-            <w:proofErr w:type="spellStart"/>
-            <w:proofErr w:type="gramStart"/>
-            <w:r>
-              <w:rPr>
-                <w:rFonts w:ascii="Arial" w:hAnsi="Arial" w:cs="Arial"/>
-                <w:sz w:val="14"/>
-                <w:szCs w:val="14"/>
-              </w:rPr>
-              <w:t>custom.</w:t>
+              <w:t>{custom.</w:t>
             </w:r>
             <w:r>
               <w:rPr>
@@ -729,8 +632,6 @@
               </w:rPr>
               <w:t>Celular</w:t>
             </w:r>
-            <w:proofErr w:type="spellEnd"/>
-            <w:proofErr w:type="gramEnd"/>
             <w:r>
               <w:rPr>
                 <w:rFonts w:ascii="Arial" w:hAnsi="Arial" w:cs="Arial"/>
@@ -799,10 +700,8 @@
                 <w:sz w:val="14"/>
                 <w:szCs w:val="14"/>
               </w:rPr>
-              <w:t>{</w:t>
-            </w:r>
-            <w:proofErr w:type="spellStart"/>
-            <w:proofErr w:type="gramStart"/>
+              <w:t>{custom.</w:t>
+            </w:r>
             <w:r>
               <w:rPr>
                 <w:rFonts w:ascii="Arial" w:hAnsi="Arial" w:cs="Arial"/>
@@ -810,19 +709,8 @@
                 <w:sz w:val="14"/>
                 <w:szCs w:val="14"/>
               </w:rPr>
-              <w:t>custom.</w:t>
-            </w:r>
-            <w:r>
-              <w:rPr>
-                <w:rFonts w:ascii="Arial" w:hAnsi="Arial" w:cs="Arial"/>
-                <w:spacing w:val="-2"/>
-                <w:sz w:val="14"/>
-                <w:szCs w:val="14"/>
-              </w:rPr>
               <w:t>Hasta</w:t>
             </w:r>
-            <w:proofErr w:type="spellEnd"/>
-            <w:proofErr w:type="gramEnd"/>
             <w:r>
               <w:rPr>
                 <w:rFonts w:ascii="Arial" w:hAnsi="Arial" w:cs="Arial"/>
@@ -860,7 +748,15 @@
                 <w:sz w:val="14"/>
                 <w:szCs w:val="14"/>
               </w:rPr>
-              <w:t>Fax:</w:t>
+              <w:t>Email</w:t>
+            </w:r>
+            <w:r>
+              <w:rPr>
+                <w:rFonts w:ascii="Arial" w:hAnsi="Arial" w:cs="Arial"/>
+                <w:sz w:val="14"/>
+                <w:szCs w:val="14"/>
+              </w:rPr>
+              <w:t>:</w:t>
             </w:r>
           </w:p>
         </w:tc>
@@ -884,35 +780,7 @@
                 <w:sz w:val="14"/>
                 <w:szCs w:val="14"/>
               </w:rPr>
-              <w:t>{</w:t>
-            </w:r>
-            <w:proofErr w:type="spellStart"/>
-            <w:proofErr w:type="gramStart"/>
-            <w:r>
-              <w:rPr>
-                <w:rFonts w:ascii="Arial" w:hAnsi="Arial" w:cs="Arial"/>
-                <w:sz w:val="14"/>
-                <w:szCs w:val="14"/>
-              </w:rPr>
-              <w:t>custom.</w:t>
-            </w:r>
-            <w:r>
-              <w:rPr>
-                <w:rFonts w:ascii="Arial" w:hAnsi="Arial" w:cs="Arial"/>
-                <w:sz w:val="14"/>
-                <w:szCs w:val="14"/>
-              </w:rPr>
-              <w:t>Fax</w:t>
-            </w:r>
-            <w:proofErr w:type="spellEnd"/>
-            <w:proofErr w:type="gramEnd"/>
-            <w:r>
-              <w:rPr>
-                <w:rFonts w:ascii="Arial" w:hAnsi="Arial" w:cs="Arial"/>
-                <w:sz w:val="14"/>
-                <w:szCs w:val="14"/>
-              </w:rPr>
-              <w:t>}</w:t>
+              <w:t>{custom.Email}</w:t>
             </w:r>
           </w:p>
         </w:tc>
@@ -972,17 +840,7 @@
                 <w:sz w:val="14"/>
                 <w:szCs w:val="14"/>
               </w:rPr>
-              <w:t>{</w:t>
-            </w:r>
-            <w:proofErr w:type="spellStart"/>
-            <w:proofErr w:type="gramStart"/>
-            <w:r>
-              <w:rPr>
-                <w:rFonts w:ascii="Arial" w:hAnsi="Arial" w:cs="Arial"/>
-                <w:sz w:val="14"/>
-                <w:szCs w:val="14"/>
-              </w:rPr>
-              <w:t>custom.</w:t>
+              <w:t>{custom.</w:t>
             </w:r>
             <w:r>
               <w:rPr>
@@ -1008,8 +866,6 @@
               </w:rPr>
               <w:t>a</w:t>
             </w:r>
-            <w:proofErr w:type="spellEnd"/>
-            <w:proofErr w:type="gramEnd"/>
             <w:r>
               <w:rPr>
                 <w:rFonts w:ascii="Arial" w:hAnsi="Arial" w:cs="Arial"/>
@@ -1077,29 +933,7 @@
                 <w:sz w:val="14"/>
                 <w:szCs w:val="14"/>
               </w:rPr>
-              <w:t>{</w:t>
-            </w:r>
-            <w:proofErr w:type="spellStart"/>
-            <w:proofErr w:type="gramStart"/>
-            <w:r>
-              <w:rPr>
-                <w:rFonts w:ascii="Arial" w:hAnsi="Arial" w:cs="Arial"/>
-                <w:spacing w:val="-2"/>
-                <w:sz w:val="14"/>
-                <w:szCs w:val="14"/>
-              </w:rPr>
-              <w:t>custom.Hora</w:t>
-            </w:r>
-            <w:proofErr w:type="spellEnd"/>
-            <w:proofErr w:type="gramEnd"/>
-            <w:r>
-              <w:rPr>
-                <w:rFonts w:ascii="Arial" w:hAnsi="Arial" w:cs="Arial"/>
-                <w:spacing w:val="-2"/>
-                <w:sz w:val="14"/>
-                <w:szCs w:val="14"/>
-              </w:rPr>
-              <w:t>}</w:t>
+              <w:t>{custom.Hora}</w:t>
             </w:r>
           </w:p>
         </w:tc>
@@ -1118,6 +952,8 @@
               <w:pStyle w:val="Textoindependiente"/>
               <w:rPr>
                 <w:rFonts w:ascii="Arial" w:hAnsi="Arial" w:cs="Arial"/>
+                <w:b/>
+                <w:bCs/>
                 <w:sz w:val="14"/>
                 <w:szCs w:val="14"/>
               </w:rPr>
@@ -1126,18 +962,11 @@
               <w:rPr>
                 <w:rFonts w:ascii="Arial" w:hAnsi="Arial" w:cs="Arial"/>
                 <w:b/>
-                <w:sz w:val="14"/>
-                <w:szCs w:val="14"/>
-              </w:rPr>
-              <w:t>Email</w:t>
-            </w:r>
-            <w:r>
-              <w:rPr>
-                <w:rFonts w:ascii="Arial" w:hAnsi="Arial" w:cs="Arial"/>
-                <w:sz w:val="14"/>
-                <w:szCs w:val="14"/>
-              </w:rPr>
-              <w:t>:</w:t>
+                <w:bCs/>
+                <w:sz w:val="14"/>
+                <w:szCs w:val="14"/>
+              </w:rPr>
+              <w:t>País:</w:t>
             </w:r>
           </w:p>
         </w:tc>
@@ -1161,35 +990,7 @@
                 <w:sz w:val="14"/>
                 <w:szCs w:val="14"/>
               </w:rPr>
-              <w:t>{</w:t>
-            </w:r>
-            <w:proofErr w:type="spellStart"/>
-            <w:proofErr w:type="gramStart"/>
-            <w:r>
-              <w:rPr>
-                <w:rFonts w:ascii="Arial" w:hAnsi="Arial" w:cs="Arial"/>
-                <w:sz w:val="14"/>
-                <w:szCs w:val="14"/>
-              </w:rPr>
-              <w:t>custom.</w:t>
-            </w:r>
-            <w:r>
-              <w:rPr>
-                <w:rFonts w:ascii="Arial" w:hAnsi="Arial" w:cs="Arial"/>
-                <w:sz w:val="14"/>
-                <w:szCs w:val="14"/>
-              </w:rPr>
-              <w:t>Email</w:t>
-            </w:r>
-            <w:proofErr w:type="spellEnd"/>
-            <w:proofErr w:type="gramEnd"/>
-            <w:r>
-              <w:rPr>
-                <w:rFonts w:ascii="Arial" w:hAnsi="Arial" w:cs="Arial"/>
-                <w:sz w:val="14"/>
-                <w:szCs w:val="14"/>
-              </w:rPr>
-              <w:t>}</w:t>
+              <w:t>{custom.Pais}</w:t>
             </w:r>
           </w:p>
         </w:tc>
@@ -1241,17 +1042,7 @@
                 <w:sz w:val="14"/>
                 <w:szCs w:val="14"/>
               </w:rPr>
-              <w:t>{</w:t>
-            </w:r>
-            <w:proofErr w:type="spellStart"/>
-            <w:proofErr w:type="gramStart"/>
-            <w:r>
-              <w:rPr>
-                <w:rFonts w:ascii="Arial" w:hAnsi="Arial" w:cs="Arial"/>
-                <w:sz w:val="14"/>
-                <w:szCs w:val="14"/>
-              </w:rPr>
-              <w:t>custom.</w:t>
+              <w:t>{custom.</w:t>
             </w:r>
             <w:r>
               <w:rPr>
@@ -1261,8 +1052,6 @@
               </w:rPr>
               <w:t>Ciudad</w:t>
             </w:r>
-            <w:proofErr w:type="spellEnd"/>
-            <w:proofErr w:type="gramEnd"/>
             <w:r>
               <w:rPr>
                 <w:rFonts w:ascii="Arial" w:hAnsi="Arial" w:cs="Arial"/>
@@ -1417,27 +1206,7 @@
                 <w:sz w:val="14"/>
                 <w:szCs w:val="14"/>
               </w:rPr>
-              <w:t>{</w:t>
-            </w:r>
-            <w:proofErr w:type="spellStart"/>
-            <w:proofErr w:type="gramStart"/>
-            <w:r>
-              <w:rPr>
-                <w:rFonts w:ascii="Arial" w:hAnsi="Arial" w:cs="Arial"/>
-                <w:sz w:val="14"/>
-                <w:szCs w:val="14"/>
-              </w:rPr>
-              <w:t>custom.Acreedor</w:t>
-            </w:r>
-            <w:proofErr w:type="spellEnd"/>
-            <w:proofErr w:type="gramEnd"/>
-            <w:r>
-              <w:rPr>
-                <w:rFonts w:ascii="Arial" w:hAnsi="Arial" w:cs="Arial"/>
-                <w:sz w:val="14"/>
-                <w:szCs w:val="14"/>
-              </w:rPr>
-              <w:t>}</w:t>
+              <w:t>{custom.Acreedor}</w:t>
             </w:r>
           </w:p>
         </w:tc>
@@ -1491,17 +1260,7 @@
                 <w:sz w:val="14"/>
                 <w:szCs w:val="14"/>
               </w:rPr>
-              <w:t>{</w:t>
-            </w:r>
-            <w:proofErr w:type="spellStart"/>
-            <w:proofErr w:type="gramStart"/>
-            <w:r>
-              <w:rPr>
-                <w:rFonts w:ascii="Arial" w:hAnsi="Arial" w:cs="Arial"/>
-                <w:sz w:val="14"/>
-                <w:szCs w:val="14"/>
-              </w:rPr>
-              <w:t>custom.</w:t>
+              <w:t>{custom.</w:t>
             </w:r>
             <w:r>
               <w:rPr>
@@ -1511,8 +1270,6 @@
               </w:rPr>
               <w:t>Corredor</w:t>
             </w:r>
-            <w:proofErr w:type="spellEnd"/>
-            <w:proofErr w:type="gramEnd"/>
             <w:r>
               <w:rPr>
                 <w:rFonts w:ascii="Arial" w:hAnsi="Arial" w:cs="Arial"/>
@@ -1757,10 +1514,8 @@
                 <w:sz w:val="14"/>
                 <w:szCs w:val="14"/>
               </w:rPr>
-              <w:t>{</w:t>
-            </w:r>
-            <w:proofErr w:type="spellStart"/>
-            <w:proofErr w:type="gramStart"/>
+              <w:t>{custom.</w:t>
+            </w:r>
             <w:r>
               <w:rPr>
                 <w:rFonts w:ascii="Arial" w:hAnsi="Arial" w:cs="Arial"/>
@@ -1768,19 +1523,8 @@
                 <w:sz w:val="14"/>
                 <w:szCs w:val="14"/>
               </w:rPr>
-              <w:t>custom.</w:t>
-            </w:r>
-            <w:r>
-              <w:rPr>
-                <w:rFonts w:ascii="Arial" w:hAnsi="Arial" w:cs="Arial"/>
-                <w:bCs/>
-                <w:sz w:val="14"/>
-                <w:szCs w:val="14"/>
-              </w:rPr>
               <w:t>Marca</w:t>
             </w:r>
-            <w:proofErr w:type="spellEnd"/>
-            <w:proofErr w:type="gramEnd"/>
             <w:r>
               <w:rPr>
                 <w:rFonts w:ascii="Arial" w:hAnsi="Arial" w:cs="Arial"/>
@@ -1867,8 +1611,6 @@
               </w:rPr>
               <w:t>{</w:t>
             </w:r>
-            <w:proofErr w:type="spellStart"/>
-            <w:proofErr w:type="gramStart"/>
             <w:r>
               <w:rPr>
                 <w:rFonts w:ascii="Arial" w:hAnsi="Arial" w:cs="Arial"/>
@@ -1889,8 +1631,6 @@
               </w:rPr>
               <w:t>Chasis</w:t>
             </w:r>
-            <w:proofErr w:type="spellEnd"/>
-            <w:proofErr w:type="gramEnd"/>
             <w:r>
               <w:rPr>
                 <w:rFonts w:ascii="Arial" w:hAnsi="Arial" w:cs="Arial"/>
@@ -1975,10 +1715,8 @@
                 <w:sz w:val="14"/>
                 <w:szCs w:val="14"/>
               </w:rPr>
-              <w:t>{</w:t>
-            </w:r>
-            <w:proofErr w:type="spellStart"/>
-            <w:proofErr w:type="gramStart"/>
+              <w:t>{custom.</w:t>
+            </w:r>
             <w:r>
               <w:rPr>
                 <w:rFonts w:ascii="Arial" w:hAnsi="Arial" w:cs="Arial"/>
@@ -1988,21 +1726,8 @@
                 <w:sz w:val="14"/>
                 <w:szCs w:val="14"/>
               </w:rPr>
-              <w:t>custom.</w:t>
-            </w:r>
-            <w:r>
-              <w:rPr>
-                <w:rFonts w:ascii="Arial" w:hAnsi="Arial" w:cs="Arial"/>
-                <w:bCs/>
-                <w:spacing w:val="-2"/>
-                <w:w w:val="105"/>
-                <w:sz w:val="14"/>
-                <w:szCs w:val="14"/>
-              </w:rPr>
               <w:t>Tipo</w:t>
             </w:r>
-            <w:proofErr w:type="spellEnd"/>
-            <w:proofErr w:type="gramEnd"/>
             <w:r>
               <w:rPr>
                 <w:rFonts w:ascii="Arial" w:hAnsi="Arial" w:cs="Arial"/>
@@ -2092,10 +1817,8 @@
                 <w:sz w:val="14"/>
                 <w:szCs w:val="14"/>
               </w:rPr>
-              <w:t>{</w:t>
-            </w:r>
-            <w:proofErr w:type="spellStart"/>
-            <w:proofErr w:type="gramStart"/>
+              <w:t>{custom.</w:t>
+            </w:r>
             <w:r>
               <w:rPr>
                 <w:rFonts w:ascii="Arial" w:hAnsi="Arial" w:cs="Arial"/>
@@ -2103,19 +1826,8 @@
                 <w:sz w:val="14"/>
                 <w:szCs w:val="14"/>
               </w:rPr>
-              <w:t>custom.</w:t>
-            </w:r>
-            <w:r>
-              <w:rPr>
-                <w:rFonts w:ascii="Arial" w:hAnsi="Arial" w:cs="Arial"/>
-                <w:bCs/>
-                <w:sz w:val="14"/>
-                <w:szCs w:val="14"/>
-              </w:rPr>
               <w:t>Modelo</w:t>
             </w:r>
-            <w:proofErr w:type="spellEnd"/>
-            <w:proofErr w:type="gramEnd"/>
             <w:r>
               <w:rPr>
                 <w:rFonts w:ascii="Arial" w:hAnsi="Arial" w:cs="Arial"/>
@@ -2202,7 +1914,6 @@
               </w:rPr>
               <w:t>{</w:t>
             </w:r>
-            <w:proofErr w:type="spellStart"/>
             <w:r>
               <w:rPr>
                 <w:rFonts w:ascii="Arial" w:hAnsi="Arial" w:cs="Arial"/>
@@ -2223,7 +1934,6 @@
               </w:rPr>
               <w:t>VIN</w:t>
             </w:r>
-            <w:proofErr w:type="spellEnd"/>
             <w:r>
               <w:rPr>
                 <w:rFonts w:ascii="Arial" w:hAnsi="Arial" w:cs="Arial"/>
@@ -2308,10 +2018,8 @@
                 <w:sz w:val="14"/>
                 <w:szCs w:val="14"/>
               </w:rPr>
-              <w:t>{</w:t>
-            </w:r>
-            <w:proofErr w:type="spellStart"/>
-            <w:proofErr w:type="gramStart"/>
+              <w:t>{custom.</w:t>
+            </w:r>
             <w:r>
               <w:rPr>
                 <w:rFonts w:ascii="Arial" w:hAnsi="Arial" w:cs="Arial"/>
@@ -2321,21 +2029,8 @@
                 <w:sz w:val="14"/>
                 <w:szCs w:val="14"/>
               </w:rPr>
-              <w:t>custom.</w:t>
-            </w:r>
-            <w:r>
-              <w:rPr>
-                <w:rFonts w:ascii="Arial" w:hAnsi="Arial" w:cs="Arial"/>
-                <w:bCs/>
-                <w:spacing w:val="-2"/>
-                <w:w w:val="105"/>
-                <w:sz w:val="14"/>
-                <w:szCs w:val="14"/>
-              </w:rPr>
               <w:t>Capacidad</w:t>
             </w:r>
-            <w:proofErr w:type="spellEnd"/>
-            <w:proofErr w:type="gramEnd"/>
             <w:r>
               <w:rPr>
                 <w:rFonts w:ascii="Arial" w:hAnsi="Arial" w:cs="Arial"/>
@@ -2424,10 +2119,8 @@
                 <w:sz w:val="14"/>
                 <w:szCs w:val="14"/>
               </w:rPr>
-              <w:t>{</w:t>
-            </w:r>
-            <w:proofErr w:type="spellStart"/>
-            <w:proofErr w:type="gramStart"/>
+              <w:t>{custom.</w:t>
+            </w:r>
             <w:r>
               <w:rPr>
                 <w:rFonts w:ascii="Arial" w:hAnsi="Arial" w:cs="Arial"/>
@@ -2435,19 +2128,8 @@
                 <w:sz w:val="14"/>
                 <w:szCs w:val="14"/>
               </w:rPr>
-              <w:t>custom.</w:t>
-            </w:r>
-            <w:r>
-              <w:rPr>
-                <w:rFonts w:ascii="Arial" w:hAnsi="Arial" w:cs="Arial"/>
-                <w:bCs/>
-                <w:sz w:val="14"/>
-                <w:szCs w:val="14"/>
-              </w:rPr>
               <w:t>Anio</w:t>
             </w:r>
-            <w:proofErr w:type="spellEnd"/>
-            <w:proofErr w:type="gramEnd"/>
             <w:r>
               <w:rPr>
                 <w:rFonts w:ascii="Arial" w:hAnsi="Arial" w:cs="Arial"/>
@@ -2534,8 +2216,6 @@
               </w:rPr>
               <w:t>{</w:t>
             </w:r>
-            <w:proofErr w:type="spellStart"/>
-            <w:proofErr w:type="gramStart"/>
             <w:r>
               <w:rPr>
                 <w:rFonts w:ascii="Arial" w:hAnsi="Arial" w:cs="Arial"/>
@@ -2556,8 +2236,6 @@
               </w:rPr>
               <w:t>Motor</w:t>
             </w:r>
-            <w:proofErr w:type="spellEnd"/>
-            <w:proofErr w:type="gramEnd"/>
             <w:r>
               <w:rPr>
                 <w:rFonts w:ascii="Arial" w:hAnsi="Arial" w:cs="Arial"/>
@@ -2648,8 +2326,6 @@
               </w:rPr>
               <w:t>{</w:t>
             </w:r>
-            <w:proofErr w:type="spellStart"/>
-            <w:proofErr w:type="gramStart"/>
             <w:r>
               <w:rPr>
                 <w:rFonts w:ascii="Arial" w:hAnsi="Arial" w:cs="Arial"/>
@@ -2670,8 +2346,6 @@
               </w:rPr>
               <w:t>Uso</w:t>
             </w:r>
-            <w:proofErr w:type="spellEnd"/>
-            <w:proofErr w:type="gramEnd"/>
             <w:r>
               <w:rPr>
                 <w:rFonts w:ascii="Arial" w:hAnsi="Arial" w:cs="Arial"/>
@@ -2749,29 +2423,7 @@
                 <w:sz w:val="14"/>
                 <w:szCs w:val="14"/>
               </w:rPr>
-              <w:t>{</w:t>
-            </w:r>
-            <w:proofErr w:type="spellStart"/>
-            <w:proofErr w:type="gramStart"/>
-            <w:r>
-              <w:rPr>
-                <w:rFonts w:ascii="Arial" w:hAnsi="Arial" w:cs="Arial"/>
-                <w:bCs/>
-                <w:sz w:val="14"/>
-                <w:szCs w:val="14"/>
-              </w:rPr>
-              <w:t>custom.Color</w:t>
-            </w:r>
-            <w:proofErr w:type="spellEnd"/>
-            <w:proofErr w:type="gramEnd"/>
-            <w:r>
-              <w:rPr>
-                <w:rFonts w:ascii="Arial" w:hAnsi="Arial" w:cs="Arial"/>
-                <w:bCs/>
-                <w:sz w:val="14"/>
-                <w:szCs w:val="14"/>
-              </w:rPr>
-              <w:t>}</w:t>
+              <w:t>{custom.Color}</w:t>
             </w:r>
           </w:p>
         </w:tc>
@@ -2837,29 +2489,7 @@
                 <w:sz w:val="14"/>
                 <w:szCs w:val="14"/>
               </w:rPr>
-              <w:t>{</w:t>
-            </w:r>
-            <w:proofErr w:type="spellStart"/>
-            <w:proofErr w:type="gramStart"/>
-            <w:r>
-              <w:rPr>
-                <w:rFonts w:ascii="Arial" w:hAnsi="Arial" w:cs="Arial"/>
-                <w:bCs/>
-                <w:sz w:val="14"/>
-                <w:szCs w:val="14"/>
-              </w:rPr>
-              <w:t>custom.SumaAsegurada</w:t>
-            </w:r>
-            <w:proofErr w:type="spellEnd"/>
-            <w:proofErr w:type="gramEnd"/>
-            <w:r>
-              <w:rPr>
-                <w:rFonts w:ascii="Arial" w:hAnsi="Arial" w:cs="Arial"/>
-                <w:bCs/>
-                <w:sz w:val="14"/>
-                <w:szCs w:val="14"/>
-              </w:rPr>
-              <w:t>}</w:t>
+              <w:t>{custom.SumaAsegurada}</w:t>
             </w:r>
           </w:p>
         </w:tc>
@@ -2926,29 +2556,7 @@
                 <w:sz w:val="14"/>
                 <w:szCs w:val="14"/>
               </w:rPr>
-              <w:t>{</w:t>
-            </w:r>
-            <w:proofErr w:type="spellStart"/>
-            <w:proofErr w:type="gramStart"/>
-            <w:r>
-              <w:rPr>
-                <w:rFonts w:ascii="Arial" w:hAnsi="Arial" w:cs="Arial"/>
-                <w:bCs/>
-                <w:sz w:val="14"/>
-                <w:szCs w:val="14"/>
-              </w:rPr>
-              <w:t>custom.Placa</w:t>
-            </w:r>
-            <w:proofErr w:type="spellEnd"/>
-            <w:proofErr w:type="gramEnd"/>
-            <w:r>
-              <w:rPr>
-                <w:rFonts w:ascii="Arial" w:hAnsi="Arial" w:cs="Arial"/>
-                <w:bCs/>
-                <w:sz w:val="14"/>
-                <w:szCs w:val="14"/>
-              </w:rPr>
-              <w:t>}</w:t>
+              <w:t>{custom.Placa}</w:t>
             </w:r>
           </w:p>
         </w:tc>
@@ -3154,25 +2762,7 @@
                 <w:sz w:val="14"/>
                 <w:szCs w:val="14"/>
               </w:rPr>
-              <w:t>{#</w:t>
-            </w:r>
-            <w:proofErr w:type="gramStart"/>
-            <w:r>
-              <w:rPr>
-                <w:rFonts w:ascii="Arial" w:hAnsi="Arial" w:cs="Arial"/>
-                <w:sz w:val="14"/>
-                <w:szCs w:val="14"/>
-              </w:rPr>
-              <w:t>custom}{</w:t>
-            </w:r>
-            <w:proofErr w:type="gramEnd"/>
-            <w:r>
-              <w:rPr>
-                <w:rFonts w:ascii="Arial" w:hAnsi="Arial" w:cs="Arial"/>
-                <w:sz w:val="14"/>
-                <w:szCs w:val="14"/>
-              </w:rPr>
-              <w:t>#Cobertura</w:t>
+              <w:t>{#custom}{#Cobertura</w:t>
             </w:r>
             <w:r>
               <w:rPr>
@@ -3282,7 +2872,6 @@
               </w:rPr>
               <w:t>{</w:t>
             </w:r>
-            <w:proofErr w:type="spellStart"/>
             <w:r>
               <w:rPr>
                 <w:rFonts w:ascii="Arial" w:hAnsi="Arial" w:cs="Arial"/>
@@ -3291,7 +2880,6 @@
               </w:rPr>
               <w:t>DeductibleCov</w:t>
             </w:r>
-            <w:proofErr w:type="spellEnd"/>
             <w:r>
               <w:rPr>
                 <w:rFonts w:ascii="Arial" w:hAnsi="Arial" w:cs="Arial"/>
@@ -3338,23 +2926,13 @@
               </w:rPr>
               <w:t>Prima</w:t>
             </w:r>
-            <w:proofErr w:type="gramStart"/>
-            <w:r>
-              <w:rPr>
-                <w:rFonts w:ascii="Arial" w:hAnsi="Arial" w:cs="Arial"/>
-                <w:sz w:val="14"/>
-                <w:szCs w:val="14"/>
-              </w:rPr>
-              <w:t>}{</w:t>
-            </w:r>
-            <w:proofErr w:type="gramEnd"/>
-            <w:r>
-              <w:rPr>
-                <w:rFonts w:ascii="Arial" w:hAnsi="Arial" w:cs="Arial"/>
-                <w:sz w:val="14"/>
-                <w:szCs w:val="14"/>
-              </w:rPr>
-              <w:t>/}{/}</w:t>
+            <w:r>
+              <w:rPr>
+                <w:rFonts w:ascii="Arial" w:hAnsi="Arial" w:cs="Arial"/>
+                <w:sz w:val="14"/>
+                <w:szCs w:val="14"/>
+              </w:rPr>
+              <w:t>}{/}{/}</w:t>
             </w:r>
           </w:p>
         </w:tc>
@@ -3494,39 +3072,7 @@
                   <w14:bevel/>
                 </w14:textOutline>
               </w:rPr>
-              <w:t>{</w:t>
-            </w:r>
-            <w:proofErr w:type="spellStart"/>
-            <w:proofErr w:type="gramStart"/>
-            <w:r>
-              <w:rPr>
-                <w:rFonts w:ascii="Arial" w:hAnsi="Arial" w:cs="Arial"/>
-                <w:spacing w:val="-2"/>
-                <w:sz w:val="14"/>
-                <w:szCs w:val="14"/>
-                <w14:textOutline w14:w="9525" w14:cap="rnd" w14:cmpd="sng" w14:algn="ctr">
-                  <w14:noFill/>
-                  <w14:prstDash w14:val="solid"/>
-                  <w14:bevel/>
-                </w14:textOutline>
-              </w:rPr>
-              <w:t>custom.Prima</w:t>
-            </w:r>
-            <w:proofErr w:type="spellEnd"/>
-            <w:proofErr w:type="gramEnd"/>
-            <w:r>
-              <w:rPr>
-                <w:rFonts w:ascii="Arial" w:hAnsi="Arial" w:cs="Arial"/>
-                <w:spacing w:val="-2"/>
-                <w:sz w:val="14"/>
-                <w:szCs w:val="14"/>
-                <w14:textOutline w14:w="9525" w14:cap="rnd" w14:cmpd="sng" w14:algn="ctr">
-                  <w14:noFill/>
-                  <w14:prstDash w14:val="solid"/>
-                  <w14:bevel/>
-                </w14:textOutline>
-              </w:rPr>
-              <w:t>}</w:t>
+              <w:t>{custom.Prima}</w:t>
             </w:r>
           </w:p>
         </w:tc>
@@ -4502,39 +4048,7 @@
                   <w14:bevel/>
                 </w14:textOutline>
               </w:rPr>
-              <w:t>{</w:t>
-            </w:r>
-            <w:proofErr w:type="spellStart"/>
-            <w:proofErr w:type="gramStart"/>
-            <w:r>
-              <w:rPr>
-                <w:rFonts w:ascii="Arial" w:hAnsi="Arial" w:cs="Arial"/>
-                <w:spacing w:val="-4"/>
-                <w:sz w:val="14"/>
-                <w:szCs w:val="14"/>
-                <w14:textOutline w14:w="9525" w14:cap="rnd" w14:cmpd="sng" w14:algn="ctr">
-                  <w14:noFill/>
-                  <w14:prstDash w14:val="solid"/>
-                  <w14:bevel/>
-                </w14:textOutline>
-              </w:rPr>
-              <w:t>custom.Impuesto</w:t>
-            </w:r>
-            <w:proofErr w:type="spellEnd"/>
-            <w:proofErr w:type="gramEnd"/>
-            <w:r>
-              <w:rPr>
-                <w:rFonts w:ascii="Arial" w:hAnsi="Arial" w:cs="Arial"/>
-                <w:spacing w:val="-4"/>
-                <w:sz w:val="14"/>
-                <w:szCs w:val="14"/>
-                <w14:textOutline w14:w="9525" w14:cap="rnd" w14:cmpd="sng" w14:algn="ctr">
-                  <w14:noFill/>
-                  <w14:prstDash w14:val="solid"/>
-                  <w14:bevel/>
-                </w14:textOutline>
-              </w:rPr>
-              <w:t>}</w:t>
+              <w:t>{custom.Impuesto}</w:t>
             </w:r>
           </w:p>
           <w:p>
@@ -4648,8 +4162,6 @@
               </w:rPr>
               <w:t>{</w:t>
             </w:r>
-            <w:proofErr w:type="spellStart"/>
-            <w:proofErr w:type="gramStart"/>
             <w:r>
               <w:rPr>
                 <w:rFonts w:ascii="Arial" w:hAnsi="Arial" w:cs="Arial"/>
@@ -4678,8 +4190,6 @@
               </w:rPr>
               <w:t>Total</w:t>
             </w:r>
-            <w:proofErr w:type="spellEnd"/>
-            <w:proofErr w:type="gramEnd"/>
             <w:r>
               <w:rPr>
                 <w:rFonts w:ascii="Arial" w:hAnsi="Arial" w:cs="Arial"/>
@@ -4993,10 +4503,8 @@
                   <w14:bevel/>
                 </w14:textOutline>
               </w:rPr>
-              <w:t>{</w:t>
-            </w:r>
-            <w:proofErr w:type="spellStart"/>
-            <w:proofErr w:type="gramStart"/>
+              <w:t>{custom.Forma</w:t>
+            </w:r>
             <w:r>
               <w:rPr>
                 <w:rFonts w:ascii="Arial" w:hAnsi="Arial" w:cs="Arial"/>
@@ -5009,24 +4517,8 @@
                   <w14:bevel/>
                 </w14:textOutline>
               </w:rPr>
-              <w:t>custom.Forma</w:t>
-            </w:r>
-            <w:r>
-              <w:rPr>
-                <w:rFonts w:ascii="Arial" w:hAnsi="Arial" w:cs="Arial"/>
-                <w:spacing w:val="-2"/>
-                <w:sz w:val="14"/>
-                <w:szCs w:val="14"/>
-                <w14:textOutline w14:w="9525" w14:cap="rnd" w14:cmpd="sng" w14:algn="ctr">
-                  <w14:noFill/>
-                  <w14:prstDash w14:val="solid"/>
-                  <w14:bevel/>
-                </w14:textOutline>
-              </w:rPr>
               <w:t>Pago</w:t>
             </w:r>
-            <w:proofErr w:type="spellEnd"/>
-            <w:proofErr w:type="gramEnd"/>
             <w:r>
               <w:rPr>
                 <w:rFonts w:ascii="Arial" w:hAnsi="Arial" w:cs="Arial"/>
@@ -5094,27 +4586,7 @@
                 <w:sz w:val="14"/>
                 <w:szCs w:val="14"/>
               </w:rPr>
-              <w:t>{</w:t>
-            </w:r>
-            <w:proofErr w:type="spellStart"/>
-            <w:proofErr w:type="gramStart"/>
-            <w:r>
-              <w:rPr>
-                <w:rFonts w:ascii="Arial" w:hAnsi="Arial" w:cs="Arial"/>
-                <w:sz w:val="14"/>
-                <w:szCs w:val="14"/>
-              </w:rPr>
-              <w:t>custom.Frecuencia</w:t>
-            </w:r>
-            <w:proofErr w:type="spellEnd"/>
-            <w:proofErr w:type="gramEnd"/>
-            <w:r>
-              <w:rPr>
-                <w:rFonts w:ascii="Arial" w:hAnsi="Arial" w:cs="Arial"/>
-                <w:sz w:val="14"/>
-                <w:szCs w:val="14"/>
-              </w:rPr>
-              <w:t>}</w:t>
+              <w:t>{custom.Frecuencia}</w:t>
             </w:r>
           </w:p>
         </w:tc>
@@ -5193,39 +4665,7 @@
                   <w14:bevel/>
                 </w14:textOutline>
               </w:rPr>
-              <w:t>{</w:t>
-            </w:r>
-            <w:proofErr w:type="spellStart"/>
-            <w:proofErr w:type="gramStart"/>
-            <w:r>
-              <w:rPr>
-                <w:rFonts w:ascii="Arial" w:hAnsi="Arial" w:cs="Arial"/>
-                <w:spacing w:val="-4"/>
-                <w:sz w:val="14"/>
-                <w:szCs w:val="14"/>
-                <w14:textOutline w14:w="9525" w14:cap="rnd" w14:cmpd="sng" w14:algn="ctr">
-                  <w14:noFill/>
-                  <w14:prstDash w14:val="solid"/>
-                  <w14:bevel/>
-                </w14:textOutline>
-              </w:rPr>
-              <w:t>custom.Cuotas</w:t>
-            </w:r>
-            <w:proofErr w:type="spellEnd"/>
-            <w:proofErr w:type="gramEnd"/>
-            <w:r>
-              <w:rPr>
-                <w:rFonts w:ascii="Arial" w:hAnsi="Arial" w:cs="Arial"/>
-                <w:spacing w:val="-4"/>
-                <w:sz w:val="14"/>
-                <w:szCs w:val="14"/>
-                <w14:textOutline w14:w="9525" w14:cap="rnd" w14:cmpd="sng" w14:algn="ctr">
-                  <w14:noFill/>
-                  <w14:prstDash w14:val="solid"/>
-                  <w14:bevel/>
-                </w14:textOutline>
-              </w:rPr>
-              <w:t>}</w:t>
+              <w:t>{custom.Cuotas}</w:t>
             </w:r>
           </w:p>
           <w:p>
@@ -6216,7 +5656,6 @@
               </w:rPr>
               <w:t xml:space="preserve"> </w:t>
             </w:r>
-            <w:proofErr w:type="spellStart"/>
             <w:r>
               <w:rPr>
                 <w:rFonts w:ascii="Arial" w:hAnsi="Arial" w:cs="Arial"/>
@@ -6224,16 +5663,14 @@
               </w:rPr>
               <w:t>dias</w:t>
             </w:r>
-            <w:proofErr w:type="spellEnd"/>
-            <w:r>
-              <w:rPr>
-                <w:rFonts w:ascii="Arial" w:hAnsi="Arial" w:cs="Arial"/>
-                <w:spacing w:val="40"/>
-                <w:w w:val="105"/>
-              </w:rPr>
-              <w:t xml:space="preserve"> </w:t>
-            </w:r>
-            <w:proofErr w:type="gramStart"/>
+            <w:r>
+              <w:rPr>
+                <w:rFonts w:ascii="Arial" w:hAnsi="Arial" w:cs="Arial"/>
+                <w:spacing w:val="40"/>
+                <w:w w:val="105"/>
+              </w:rPr>
+              <w:t xml:space="preserve"> </w:t>
+            </w:r>
             <w:r>
               <w:rPr>
                 <w:rFonts w:ascii="Arial" w:hAnsi="Arial" w:cs="Arial"/>
@@ -6256,7 +5693,6 @@
               </w:rPr>
               <w:t>de</w:t>
             </w:r>
-            <w:proofErr w:type="gramEnd"/>
             <w:r>
               <w:rPr>
                 <w:rFonts w:ascii="Arial" w:hAnsi="Arial" w:cs="Arial"/>
@@ -6535,7 +5971,6 @@
               </w:rPr>
               <w:t xml:space="preserve"> </w:t>
             </w:r>
-            <w:proofErr w:type="spellStart"/>
             <w:r>
               <w:rPr>
                 <w:rFonts w:ascii="Arial" w:hAnsi="Arial" w:cs="Arial"/>
@@ -6543,7 +5978,6 @@
               </w:rPr>
               <w:t>envio</w:t>
             </w:r>
-            <w:proofErr w:type="spellEnd"/>
             <w:r>
               <w:rPr>
                 <w:rFonts w:ascii="Arial" w:hAnsi="Arial" w:cs="Arial"/>
@@ -7784,7 +7218,6 @@
               </w:rPr>
               <w:t xml:space="preserve"> </w:t>
             </w:r>
-            <w:proofErr w:type="spellStart"/>
             <w:r>
               <w:rPr>
                 <w:rFonts w:ascii="Arial" w:hAnsi="Arial" w:cs="Arial"/>
@@ -7792,7 +7225,6 @@
               </w:rPr>
               <w:t>apor</w:t>
             </w:r>
-            <w:proofErr w:type="spellEnd"/>
             <w:r>
               <w:rPr>
                 <w:rFonts w:ascii="Arial" w:hAnsi="Arial" w:cs="Arial"/>
@@ -8101,7 +7533,6 @@
               </w:rPr>
               <w:t xml:space="preserve"> </w:t>
             </w:r>
-            <w:proofErr w:type="spellStart"/>
             <w:r>
               <w:rPr>
                 <w:rFonts w:ascii="Arial" w:hAnsi="Arial" w:cs="Arial"/>
@@ -8109,7 +7540,6 @@
               </w:rPr>
               <w:t>computá</w:t>
             </w:r>
-            <w:proofErr w:type="spellEnd"/>
             <w:r>
               <w:rPr>
                 <w:rFonts w:ascii="Arial" w:hAnsi="Arial" w:cs="Arial"/>
@@ -8890,23 +8320,7 @@
                 <w:rFonts w:ascii="Arial" w:hAnsi="Arial" w:cs="Arial"/>
                 <w:w w:val="105"/>
               </w:rPr>
-              <w:t xml:space="preserve">total dentro de los términos de </w:t>
-            </w:r>
-            <w:proofErr w:type="gramStart"/>
-            <w:r>
-              <w:rPr>
-                <w:rFonts w:ascii="Arial" w:hAnsi="Arial" w:cs="Arial"/>
-                <w:w w:val="105"/>
-              </w:rPr>
-              <w:t>ésta</w:t>
-            </w:r>
-            <w:proofErr w:type="gramEnd"/>
-            <w:r>
-              <w:rPr>
-                <w:rFonts w:ascii="Arial" w:hAnsi="Arial" w:cs="Arial"/>
-                <w:w w:val="105"/>
-              </w:rPr>
-              <w:t xml:space="preserve"> póliza.</w:t>
+              <w:t>total dentro de los términos de ésta póliza.</w:t>
             </w:r>
           </w:p>
           <w:p>
@@ -11285,27 +10699,7 @@
                 <w:sz w:val="14"/>
                 <w:szCs w:val="14"/>
               </w:rPr>
-              <w:t>{</w:t>
-            </w:r>
-            <w:proofErr w:type="spellStart"/>
-            <w:proofErr w:type="gramStart"/>
-            <w:r>
-              <w:rPr>
-                <w:rFonts w:ascii="Arial" w:hAnsi="Arial" w:cs="Arial"/>
-                <w:sz w:val="14"/>
-                <w:szCs w:val="14"/>
-              </w:rPr>
-              <w:t>custom.FechaActual</w:t>
-            </w:r>
-            <w:proofErr w:type="spellEnd"/>
-            <w:proofErr w:type="gramEnd"/>
-            <w:r>
-              <w:rPr>
-                <w:rFonts w:ascii="Arial" w:hAnsi="Arial" w:cs="Arial"/>
-                <w:sz w:val="14"/>
-                <w:szCs w:val="14"/>
-              </w:rPr>
-              <w:t>}</w:t>
+              <w:t>{custom.FechaActual}</w:t>
             </w:r>
           </w:p>
           <w:p>
@@ -11696,25 +11090,7 @@
                 <w:sz w:val="14"/>
                 <w:szCs w:val="14"/>
               </w:rPr>
-              <w:t>{</w:t>
-            </w:r>
-            <w:proofErr w:type="spellStart"/>
-            <w:proofErr w:type="gramStart"/>
-            <w:r>
-              <w:rPr>
-                <w:sz w:val="14"/>
-                <w:szCs w:val="14"/>
-              </w:rPr>
-              <w:t>custom.Tenedor</w:t>
-            </w:r>
-            <w:proofErr w:type="spellEnd"/>
-            <w:proofErr w:type="gramEnd"/>
-            <w:r>
-              <w:rPr>
-                <w:sz w:val="14"/>
-                <w:szCs w:val="14"/>
-              </w:rPr>
-              <w:t>}</w:t>
+              <w:t>{custom.Tenedor}</w:t>
             </w:r>
             <w:r>
               <w:rPr>
@@ -11742,7 +11118,6 @@
               </w:rPr>
               <w:t>{</w:t>
             </w:r>
-            <w:proofErr w:type="spellStart"/>
             <w:r>
               <w:rPr>
                 <w:spacing w:val="-2"/>
@@ -11751,7 +11126,6 @@
               </w:rPr>
               <w:t>custom.Identificacion</w:t>
             </w:r>
-            <w:proofErr w:type="spellEnd"/>
             <w:r>
               <w:rPr>
                 <w:sz w:val="14"/>
@@ -12171,7 +11545,6 @@
               </w:rPr>
               <w:t xml:space="preserve"> </w:t>
             </w:r>
-            <w:proofErr w:type="gramStart"/>
             <w:r>
               <w:rPr>
                 <w:w w:val="105"/>
@@ -12195,16 +11568,7 @@
                 <w:sz w:val="14"/>
                 <w:szCs w:val="14"/>
               </w:rPr>
-              <w:t>507</w:t>
-            </w:r>
-            <w:proofErr w:type="gramEnd"/>
-            <w:r>
-              <w:rPr>
-                <w:w w:val="105"/>
-                <w:sz w:val="14"/>
-                <w:szCs w:val="14"/>
-              </w:rPr>
-              <w:t>)</w:t>
+              <w:t>507)</w:t>
             </w:r>
             <w:r>
               <w:rPr>
@@ -12260,7 +11624,6 @@
               </w:rPr>
               <w:t xml:space="preserve"> </w:t>
             </w:r>
-            <w:proofErr w:type="gramStart"/>
             <w:r>
               <w:rPr>
                 <w:w w:val="105"/>
@@ -12284,16 +11647,7 @@
                 <w:sz w:val="14"/>
                 <w:szCs w:val="14"/>
               </w:rPr>
-              <w:t>507</w:t>
-            </w:r>
-            <w:proofErr w:type="gramEnd"/>
-            <w:r>
-              <w:rPr>
-                <w:w w:val="105"/>
-                <w:sz w:val="14"/>
-                <w:szCs w:val="14"/>
-              </w:rPr>
-              <w:t>)</w:t>
+              <w:t>507)</w:t>
             </w:r>
             <w:r>
               <w:rPr>
@@ -13223,31 +12577,12 @@
             </w:rPr>
             <w:t xml:space="preserve"> </w:t>
           </w:r>
-          <w:proofErr w:type="spellStart"/>
-          <w:proofErr w:type="gramStart"/>
           <w:r>
             <w:rPr>
               <w:sz w:val="14"/>
               <w:szCs w:val="14"/>
             </w:rPr>
-            <w:t>Nº</w:t>
-          </w:r>
-          <w:proofErr w:type="spellEnd"/>
-          <w:r>
-            <w:rPr>
-              <w:sz w:val="14"/>
-              <w:szCs w:val="14"/>
-            </w:rPr>
-            <w:t>:{</w:t>
-          </w:r>
-          <w:proofErr w:type="spellStart"/>
-          <w:proofErr w:type="gramEnd"/>
-          <w:r>
-            <w:rPr>
-              <w:sz w:val="14"/>
-              <w:szCs w:val="14"/>
-            </w:rPr>
-            <w:t>custom.</w:t>
+            <w:t>Nº:{custom.</w:t>
           </w:r>
           <w:r>
             <w:rPr>
@@ -13256,7 +12591,6 @@
             </w:rPr>
             <w:t>Oferta</w:t>
           </w:r>
-          <w:proofErr w:type="spellEnd"/>
           <w:r>
             <w:rPr>
               <w:sz w:val="14"/>
